--- a/docs/Carta_Gantt_2do_Semestre_2026.docx
+++ b/docs/Carta_Gantt_2do_Semestre_2026.docx
@@ -16,6 +16,8 @@
         </w:rPr>
         <w:t>Carta Gantt — 2do Semestre 2026</w:t>
       </w:r>
+      <w:bookmarkStart w:id="0" w:name="_GoBack"/>
+      <w:bookmarkEnd w:id="0"/>
     </w:p>
     <w:p>
       <w:pPr>
@@ -133,7 +135,6 @@
         <w:tblCellMar>
           <w:top w:w="128" w:type="dxa"/>
           <w:left w:w="120" w:type="dxa"/>
-          <w:bottom w:w="0" w:type="dxa"/>
           <w:right w:w="115" w:type="dxa"/>
         </w:tblCellMar>
         <w:tblLook w:val="04A0" w:firstRow="1" w:lastRow="0" w:firstColumn="1" w:lastColumn="0" w:noHBand="0" w:noVBand="1"/>
@@ -159,9 +160,6 @@
             <w:vAlign w:val="center"/>
           </w:tcPr>
           <w:p>
-            <w:pPr>
-              <w:spacing w:after="0"/>
-            </w:pPr>
             <w:r>
               <w:rPr>
                 <w:rFonts w:ascii="Arial" w:eastAsia="Arial" w:hAnsi="Arial" w:cs="Arial"/>
@@ -184,9 +182,6 @@
             <w:vAlign w:val="center"/>
           </w:tcPr>
           <w:p>
-            <w:pPr>
-              <w:spacing w:after="0"/>
-            </w:pPr>
             <w:r>
               <w:rPr>
                 <w:rFonts w:ascii="Arial" w:eastAsia="Arial" w:hAnsi="Arial" w:cs="Arial"/>
@@ -213,9 +208,6 @@
             <w:shd w:val="clear" w:color="auto" w:fill="E8F0FE"/>
           </w:tcPr>
           <w:p>
-            <w:pPr>
-              <w:spacing w:after="0"/>
-            </w:pPr>
             <w:r>
               <w:rPr>
                 <w:rFonts w:ascii="Arial" w:eastAsia="Arial" w:hAnsi="Arial" w:cs="Arial"/>
@@ -237,9 +229,6 @@
             </w:tcBorders>
           </w:tcPr>
           <w:p>
-            <w:pPr>
-              <w:spacing w:after="0"/>
-            </w:pPr>
             <w:r>
               <w:rPr>
                 <w:rFonts w:ascii="Arial" w:eastAsia="Arial" w:hAnsi="Arial" w:cs="Arial"/>
@@ -267,9 +256,6 @@
             <w:vAlign w:val="center"/>
           </w:tcPr>
           <w:p>
-            <w:pPr>
-              <w:spacing w:after="0"/>
-            </w:pPr>
             <w:r>
               <w:rPr>
                 <w:rFonts w:ascii="Arial" w:eastAsia="Arial" w:hAnsi="Arial" w:cs="Arial"/>
@@ -292,9 +278,6 @@
             <w:vAlign w:val="center"/>
           </w:tcPr>
           <w:p>
-            <w:pPr>
-              <w:spacing w:after="0"/>
-            </w:pPr>
             <w:r>
               <w:rPr>
                 <w:rFonts w:ascii="Arial" w:eastAsia="Arial" w:hAnsi="Arial" w:cs="Arial"/>
@@ -322,9 +305,6 @@
             <w:vAlign w:val="center"/>
           </w:tcPr>
           <w:p>
-            <w:pPr>
-              <w:spacing w:after="0"/>
-            </w:pPr>
             <w:r>
               <w:rPr>
                 <w:rFonts w:ascii="Arial" w:eastAsia="Arial" w:hAnsi="Arial" w:cs="Arial"/>
@@ -347,9 +327,6 @@
             <w:vAlign w:val="center"/>
           </w:tcPr>
           <w:p>
-            <w:pPr>
-              <w:spacing w:after="0"/>
-            </w:pPr>
             <w:r>
               <w:rPr>
                 <w:rFonts w:ascii="Arial" w:eastAsia="Arial" w:hAnsi="Arial" w:cs="Arial"/>
@@ -377,9 +354,6 @@
             <w:vAlign w:val="center"/>
           </w:tcPr>
           <w:p>
-            <w:pPr>
-              <w:spacing w:after="0"/>
-            </w:pPr>
             <w:r>
               <w:rPr>
                 <w:rFonts w:ascii="Arial" w:eastAsia="Arial" w:hAnsi="Arial" w:cs="Arial"/>
@@ -402,9 +376,6 @@
             <w:vAlign w:val="center"/>
           </w:tcPr>
           <w:p>
-            <w:pPr>
-              <w:spacing w:after="0"/>
-            </w:pPr>
             <w:r>
               <w:rPr>
                 <w:rFonts w:ascii="Arial" w:eastAsia="Arial" w:hAnsi="Arial" w:cs="Arial"/>
@@ -431,9 +402,7 @@
         <w:tblW w:w="9354" w:type="dxa"/>
         <w:tblInd w:w="305" w:type="dxa"/>
         <w:tblCellMar>
-          <w:top w:w="0" w:type="dxa"/>
           <w:left w:w="80" w:type="dxa"/>
-          <w:bottom w:w="0" w:type="dxa"/>
           <w:right w:w="115" w:type="dxa"/>
         </w:tblCellMar>
         <w:tblLook w:val="04A0" w:firstRow="1" w:lastRow="0" w:firstColumn="1" w:lastColumn="0" w:noHBand="0" w:noVBand="1"/>
@@ -463,9 +432,6 @@
             <w:vAlign w:val="center"/>
           </w:tcPr>
           <w:p>
-            <w:pPr>
-              <w:spacing w:after="0"/>
-            </w:pPr>
             <w:r>
               <w:rPr>
                 <w:rFonts w:ascii="Arial" w:eastAsia="Arial" w:hAnsi="Arial" w:cs="Arial"/>
@@ -491,7 +457,6 @@
           </w:tcPr>
           <w:p>
             <w:pPr>
-              <w:spacing w:after="0"/>
               <w:ind w:left="35"/>
               <w:jc w:val="center"/>
             </w:pPr>
@@ -522,7 +487,6 @@
           </w:tcPr>
           <w:p>
             <w:pPr>
-              <w:spacing w:after="0"/>
               <w:ind w:left="35"/>
               <w:jc w:val="center"/>
             </w:pPr>
@@ -553,7 +517,6 @@
           </w:tcPr>
           <w:p>
             <w:pPr>
-              <w:spacing w:after="0"/>
               <w:ind w:left="35"/>
               <w:jc w:val="center"/>
             </w:pPr>
@@ -582,7 +545,6 @@
           </w:tcPr>
           <w:p>
             <w:pPr>
-              <w:spacing w:after="0"/>
               <w:ind w:left="35"/>
               <w:jc w:val="center"/>
             </w:pPr>
@@ -611,7 +573,6 @@
           </w:tcPr>
           <w:p>
             <w:pPr>
-              <w:spacing w:after="0"/>
               <w:ind w:left="35"/>
               <w:jc w:val="center"/>
             </w:pPr>
@@ -644,9 +605,6 @@
             <w:vAlign w:val="center"/>
           </w:tcPr>
           <w:p>
-            <w:pPr>
-              <w:spacing w:after="0"/>
-            </w:pPr>
             <w:r>
               <w:rPr>
                 <w:rFonts w:ascii="Arial" w:eastAsia="Arial" w:hAnsi="Arial" w:cs="Arial"/>
@@ -689,7 +647,6 @@
           </w:tcPr>
           <w:p>
             <w:pPr>
-              <w:spacing w:after="0"/>
               <w:ind w:left="35"/>
               <w:jc w:val="center"/>
             </w:pPr>
@@ -741,7 +698,6 @@
           </w:tcPr>
           <w:p>
             <w:pPr>
-              <w:spacing w:after="0"/>
               <w:ind w:left="35"/>
               <w:jc w:val="center"/>
             </w:pPr>
@@ -817,9 +773,6 @@
             <w:vAlign w:val="center"/>
           </w:tcPr>
           <w:p>
-            <w:pPr>
-              <w:spacing w:after="0"/>
-            </w:pPr>
             <w:r>
               <w:rPr>
                 <w:rFonts w:ascii="Arial" w:eastAsia="Arial" w:hAnsi="Arial" w:cs="Arial"/>
@@ -856,7 +809,6 @@
           </w:tcPr>
           <w:p>
             <w:pPr>
-              <w:spacing w:after="0"/>
               <w:ind w:left="35"/>
               <w:jc w:val="center"/>
             </w:pPr>
@@ -908,7 +860,6 @@
           </w:tcPr>
           <w:p>
             <w:pPr>
-              <w:spacing w:after="0"/>
               <w:ind w:left="35"/>
               <w:jc w:val="center"/>
             </w:pPr>
@@ -972,9 +923,6 @@
             <w:vAlign w:val="center"/>
           </w:tcPr>
           <w:p>
-            <w:pPr>
-              <w:spacing w:after="0"/>
-            </w:pPr>
             <w:r>
               <w:rPr>
                 <w:rFonts w:ascii="Arial" w:eastAsia="Arial" w:hAnsi="Arial" w:cs="Arial"/>
@@ -1041,7 +989,6 @@
           </w:tcPr>
           <w:p>
             <w:pPr>
-              <w:spacing w:after="0"/>
               <w:ind w:left="35"/>
               <w:jc w:val="center"/>
             </w:pPr>
@@ -1093,7 +1040,6 @@
           </w:tcPr>
           <w:p>
             <w:pPr>
-              <w:spacing w:after="0"/>
               <w:ind w:left="35"/>
               <w:jc w:val="center"/>
             </w:pPr>
@@ -1145,9 +1091,6 @@
             <w:vAlign w:val="center"/>
           </w:tcPr>
           <w:p>
-            <w:pPr>
-              <w:spacing w:after="0"/>
-            </w:pPr>
             <w:r>
               <w:rPr>
                 <w:rFonts w:ascii="Arial" w:eastAsia="Arial" w:hAnsi="Arial" w:cs="Arial"/>
@@ -1218,7 +1161,6 @@
           </w:tcPr>
           <w:p>
             <w:pPr>
-              <w:spacing w:after="0"/>
               <w:ind w:left="35"/>
               <w:jc w:val="center"/>
             </w:pPr>
@@ -1270,7 +1212,6 @@
           </w:tcPr>
           <w:p>
             <w:pPr>
-              <w:spacing w:after="0"/>
               <w:ind w:left="35"/>
               <w:jc w:val="center"/>
             </w:pPr>
@@ -1310,9 +1251,6 @@
             <w:vAlign w:val="center"/>
           </w:tcPr>
           <w:p>
-            <w:pPr>
-              <w:spacing w:after="0"/>
-            </w:pPr>
             <w:r>
               <w:rPr>
                 <w:rFonts w:ascii="Arial" w:eastAsia="Arial" w:hAnsi="Arial" w:cs="Arial"/>
@@ -1395,7 +1333,6 @@
           </w:tcPr>
           <w:p>
             <w:pPr>
-              <w:spacing w:after="0"/>
               <w:ind w:left="35"/>
               <w:jc w:val="center"/>
             </w:pPr>
@@ -1570,7 +1507,6 @@
         <w:tblCellMar>
           <w:top w:w="108" w:type="dxa"/>
           <w:left w:w="80" w:type="dxa"/>
-          <w:bottom w:w="0" w:type="dxa"/>
           <w:right w:w="115" w:type="dxa"/>
         </w:tblCellMar>
         <w:tblLook w:val="04A0" w:firstRow="1" w:lastRow="0" w:firstColumn="1" w:lastColumn="0" w:noHBand="0" w:noVBand="1"/>
@@ -1598,7 +1534,6 @@
           </w:tcPr>
           <w:p>
             <w:pPr>
-              <w:spacing w:after="0"/>
               <w:ind w:left="40"/>
             </w:pPr>
             <w:r>
@@ -1659,9 +1594,6 @@
             <w:shd w:val="clear" w:color="auto" w:fill="F0F0F0"/>
           </w:tcPr>
           <w:p>
-            <w:pPr>
-              <w:spacing w:after="0"/>
-            </w:pPr>
             <w:proofErr w:type="spellStart"/>
             <w:r>
               <w:rPr>
@@ -1686,9 +1618,6 @@
             <w:shd w:val="clear" w:color="auto" w:fill="F0F0F0"/>
           </w:tcPr>
           <w:p>
-            <w:pPr>
-              <w:spacing w:after="0"/>
-            </w:pPr>
             <w:r>
               <w:rPr>
                 <w:rFonts w:ascii="Arial" w:eastAsia="Arial" w:hAnsi="Arial" w:cs="Arial"/>
@@ -1711,9 +1640,6 @@
             <w:shd w:val="clear" w:color="auto" w:fill="F0F0F0"/>
           </w:tcPr>
           <w:p>
-            <w:pPr>
-              <w:spacing w:after="0"/>
-            </w:pPr>
             <w:r>
               <w:rPr>
                 <w:rFonts w:ascii="Arial" w:eastAsia="Arial" w:hAnsi="Arial" w:cs="Arial"/>
@@ -1740,9 +1666,6 @@
             </w:tcBorders>
           </w:tcPr>
           <w:p>
-            <w:pPr>
-              <w:spacing w:after="0"/>
-            </w:pPr>
             <w:r>
               <w:rPr>
                 <w:rFonts w:ascii="Arial" w:eastAsia="Arial" w:hAnsi="Arial" w:cs="Arial"/>
@@ -1764,9 +1687,6 @@
             </w:tcBorders>
           </w:tcPr>
           <w:p>
-            <w:pPr>
-              <w:spacing w:after="0"/>
-            </w:pPr>
             <w:proofErr w:type="spellStart"/>
             <w:r>
               <w:rPr>
@@ -1812,9 +1732,6 @@
             </w:tcBorders>
           </w:tcPr>
           <w:p>
-            <w:pPr>
-              <w:spacing w:after="0"/>
-            </w:pPr>
             <w:proofErr w:type="spellStart"/>
             <w:r>
               <w:rPr>
@@ -1842,9 +1759,6 @@
             </w:tcBorders>
           </w:tcPr>
           <w:p>
-            <w:pPr>
-              <w:spacing w:after="0"/>
-            </w:pPr>
             <w:r>
               <w:rPr>
                 <w:rFonts w:ascii="Arial" w:eastAsia="Arial" w:hAnsi="Arial" w:cs="Arial"/>
@@ -1866,9 +1780,6 @@
             </w:tcBorders>
           </w:tcPr>
           <w:p>
-            <w:pPr>
-              <w:spacing w:after="0"/>
-            </w:pPr>
             <w:r>
               <w:rPr>
                 <w:rFonts w:ascii="Arial" w:eastAsia="Arial" w:hAnsi="Arial" w:cs="Arial"/>
@@ -1889,9 +1800,6 @@
             </w:tcBorders>
           </w:tcPr>
           <w:p>
-            <w:pPr>
-              <w:spacing w:after="0"/>
-            </w:pPr>
             <w:proofErr w:type="spellStart"/>
             <w:r>
               <w:rPr>
@@ -1919,9 +1827,6 @@
             </w:tcBorders>
           </w:tcPr>
           <w:p>
-            <w:pPr>
-              <w:spacing w:after="0"/>
-            </w:pPr>
             <w:r>
               <w:rPr>
                 <w:rFonts w:ascii="Arial" w:eastAsia="Arial" w:hAnsi="Arial" w:cs="Arial"/>
@@ -1943,9 +1848,6 @@
             </w:tcBorders>
           </w:tcPr>
           <w:p>
-            <w:pPr>
-              <w:spacing w:after="0"/>
-            </w:pPr>
             <w:r>
               <w:rPr>
                 <w:rFonts w:ascii="Arial" w:eastAsia="Arial" w:hAnsi="Arial" w:cs="Arial"/>
@@ -1966,9 +1868,6 @@
             </w:tcBorders>
           </w:tcPr>
           <w:p>
-            <w:pPr>
-              <w:spacing w:after="0"/>
-            </w:pPr>
             <w:proofErr w:type="spellStart"/>
             <w:r>
               <w:rPr>
@@ -2011,7 +1910,6 @@
         <w:tblCellMar>
           <w:top w:w="108" w:type="dxa"/>
           <w:left w:w="80" w:type="dxa"/>
-          <w:bottom w:w="0" w:type="dxa"/>
           <w:right w:w="115" w:type="dxa"/>
         </w:tblCellMar>
         <w:tblLook w:val="04A0" w:firstRow="1" w:lastRow="0" w:firstColumn="1" w:lastColumn="0" w:noHBand="0" w:noVBand="1"/>
@@ -2039,7 +1937,6 @@
           </w:tcPr>
           <w:p>
             <w:pPr>
-              <w:spacing w:after="0"/>
               <w:ind w:left="40"/>
             </w:pPr>
             <w:r>
@@ -2082,9 +1979,6 @@
             <w:shd w:val="clear" w:color="auto" w:fill="F0F0F0"/>
           </w:tcPr>
           <w:p>
-            <w:pPr>
-              <w:spacing w:after="0"/>
-            </w:pPr>
             <w:proofErr w:type="spellStart"/>
             <w:r>
               <w:rPr>
@@ -2109,9 +2003,6 @@
             <w:shd w:val="clear" w:color="auto" w:fill="F0F0F0"/>
           </w:tcPr>
           <w:p>
-            <w:pPr>
-              <w:spacing w:after="0"/>
-            </w:pPr>
             <w:r>
               <w:rPr>
                 <w:rFonts w:ascii="Arial" w:eastAsia="Arial" w:hAnsi="Arial" w:cs="Arial"/>
@@ -2134,9 +2025,6 @@
             <w:shd w:val="clear" w:color="auto" w:fill="F0F0F0"/>
           </w:tcPr>
           <w:p>
-            <w:pPr>
-              <w:spacing w:after="0"/>
-            </w:pPr>
             <w:r>
               <w:rPr>
                 <w:rFonts w:ascii="Arial" w:eastAsia="Arial" w:hAnsi="Arial" w:cs="Arial"/>
@@ -2163,9 +2051,6 @@
             </w:tcBorders>
           </w:tcPr>
           <w:p>
-            <w:pPr>
-              <w:spacing w:after="0"/>
-            </w:pPr>
             <w:r>
               <w:rPr>
                 <w:rFonts w:ascii="Arial" w:eastAsia="Arial" w:hAnsi="Arial" w:cs="Arial"/>
@@ -2187,9 +2072,6 @@
             </w:tcBorders>
           </w:tcPr>
           <w:p>
-            <w:pPr>
-              <w:spacing w:after="0"/>
-            </w:pPr>
             <w:r>
               <w:rPr>
                 <w:rFonts w:ascii="Arial" w:eastAsia="Arial" w:hAnsi="Arial" w:cs="Arial"/>
@@ -2210,9 +2092,6 @@
             </w:tcBorders>
           </w:tcPr>
           <w:p>
-            <w:pPr>
-              <w:spacing w:after="0"/>
-            </w:pPr>
             <w:proofErr w:type="spellStart"/>
             <w:r>
               <w:rPr>
@@ -2240,9 +2119,6 @@
             </w:tcBorders>
           </w:tcPr>
           <w:p>
-            <w:pPr>
-              <w:spacing w:after="0"/>
-            </w:pPr>
             <w:r>
               <w:rPr>
                 <w:rFonts w:ascii="Arial" w:eastAsia="Arial" w:hAnsi="Arial" w:cs="Arial"/>
@@ -2264,9 +2140,6 @@
             </w:tcBorders>
           </w:tcPr>
           <w:p>
-            <w:pPr>
-              <w:spacing w:after="0"/>
-            </w:pPr>
             <w:r>
               <w:rPr>
                 <w:rFonts w:ascii="Arial" w:eastAsia="Arial" w:hAnsi="Arial" w:cs="Arial"/>
@@ -2287,9 +2160,6 @@
             </w:tcBorders>
           </w:tcPr>
           <w:p>
-            <w:pPr>
-              <w:spacing w:after="0"/>
-            </w:pPr>
             <w:proofErr w:type="spellStart"/>
             <w:r>
               <w:rPr>
@@ -2317,9 +2187,6 @@
             </w:tcBorders>
           </w:tcPr>
           <w:p>
-            <w:pPr>
-              <w:spacing w:after="0"/>
-            </w:pPr>
             <w:r>
               <w:rPr>
                 <w:rFonts w:ascii="Arial" w:eastAsia="Arial" w:hAnsi="Arial" w:cs="Arial"/>
@@ -2341,9 +2208,6 @@
             </w:tcBorders>
           </w:tcPr>
           <w:p>
-            <w:pPr>
-              <w:spacing w:after="0"/>
-            </w:pPr>
             <w:r>
               <w:rPr>
                 <w:rFonts w:ascii="Arial" w:eastAsia="Arial" w:hAnsi="Arial" w:cs="Arial"/>
@@ -2389,9 +2253,6 @@
             </w:tcBorders>
           </w:tcPr>
           <w:p>
-            <w:pPr>
-              <w:spacing w:after="0"/>
-            </w:pPr>
             <w:r>
               <w:rPr>
                 <w:rFonts w:ascii="Arial" w:eastAsia="Arial" w:hAnsi="Arial" w:cs="Arial"/>
@@ -2417,9 +2278,6 @@
             </w:tcBorders>
           </w:tcPr>
           <w:p>
-            <w:pPr>
-              <w:spacing w:after="0"/>
-            </w:pPr>
             <w:r>
               <w:rPr>
                 <w:rFonts w:ascii="Arial" w:eastAsia="Arial" w:hAnsi="Arial" w:cs="Arial"/>
@@ -2441,9 +2299,6 @@
             </w:tcBorders>
           </w:tcPr>
           <w:p>
-            <w:pPr>
-              <w:spacing w:after="0"/>
-            </w:pPr>
             <w:proofErr w:type="spellStart"/>
             <w:r>
               <w:rPr>
@@ -2473,9 +2328,6 @@
             </w:tcBorders>
           </w:tcPr>
           <w:p>
-            <w:pPr>
-              <w:spacing w:after="0"/>
-            </w:pPr>
             <w:r>
               <w:rPr>
                 <w:rFonts w:ascii="Arial" w:eastAsia="Arial" w:hAnsi="Arial" w:cs="Arial"/>
@@ -2536,7 +2388,6 @@
         <w:tblCellMar>
           <w:top w:w="108" w:type="dxa"/>
           <w:left w:w="80" w:type="dxa"/>
-          <w:bottom w:w="0" w:type="dxa"/>
           <w:right w:w="115" w:type="dxa"/>
         </w:tblCellMar>
         <w:tblLook w:val="04A0" w:firstRow="1" w:lastRow="0" w:firstColumn="1" w:lastColumn="0" w:noHBand="0" w:noVBand="1"/>
@@ -2564,7 +2415,6 @@
           </w:tcPr>
           <w:p>
             <w:pPr>
-              <w:spacing w:after="0"/>
               <w:ind w:left="40"/>
             </w:pPr>
             <w:r>
@@ -2625,9 +2475,6 @@
             <w:shd w:val="clear" w:color="auto" w:fill="F0F0F0"/>
           </w:tcPr>
           <w:p>
-            <w:pPr>
-              <w:spacing w:after="0"/>
-            </w:pPr>
             <w:proofErr w:type="spellStart"/>
             <w:r>
               <w:rPr>
@@ -2652,9 +2499,6 @@
             <w:shd w:val="clear" w:color="auto" w:fill="F0F0F0"/>
           </w:tcPr>
           <w:p>
-            <w:pPr>
-              <w:spacing w:after="0"/>
-            </w:pPr>
             <w:r>
               <w:rPr>
                 <w:rFonts w:ascii="Arial" w:eastAsia="Arial" w:hAnsi="Arial" w:cs="Arial"/>
@@ -2677,9 +2521,6 @@
             <w:shd w:val="clear" w:color="auto" w:fill="F0F0F0"/>
           </w:tcPr>
           <w:p>
-            <w:pPr>
-              <w:spacing w:after="0"/>
-            </w:pPr>
             <w:r>
               <w:rPr>
                 <w:rFonts w:ascii="Arial" w:eastAsia="Arial" w:hAnsi="Arial" w:cs="Arial"/>
@@ -2706,9 +2547,6 @@
             </w:tcBorders>
           </w:tcPr>
           <w:p>
-            <w:pPr>
-              <w:spacing w:after="0"/>
-            </w:pPr>
             <w:r>
               <w:rPr>
                 <w:rFonts w:ascii="Arial" w:eastAsia="Arial" w:hAnsi="Arial" w:cs="Arial"/>
@@ -2730,9 +2568,6 @@
             </w:tcBorders>
           </w:tcPr>
           <w:p>
-            <w:pPr>
-              <w:spacing w:after="0"/>
-            </w:pPr>
             <w:proofErr w:type="spellStart"/>
             <w:r>
               <w:rPr>
@@ -2771,9 +2606,6 @@
             </w:tcBorders>
           </w:tcPr>
           <w:p>
-            <w:pPr>
-              <w:spacing w:after="0"/>
-            </w:pPr>
             <w:r>
               <w:rPr>
                 <w:rFonts w:ascii="Arial" w:eastAsia="Arial" w:hAnsi="Arial" w:cs="Arial"/>
@@ -2799,9 +2631,6 @@
             </w:tcBorders>
           </w:tcPr>
           <w:p>
-            <w:pPr>
-              <w:spacing w:after="0"/>
-            </w:pPr>
             <w:r>
               <w:rPr>
                 <w:rFonts w:ascii="Arial" w:eastAsia="Arial" w:hAnsi="Arial" w:cs="Arial"/>
@@ -2823,9 +2652,6 @@
             </w:tcBorders>
           </w:tcPr>
           <w:p>
-            <w:pPr>
-              <w:spacing w:after="0"/>
-            </w:pPr>
             <w:proofErr w:type="spellStart"/>
             <w:r>
               <w:rPr>
@@ -2871,9 +2697,6 @@
             </w:tcBorders>
           </w:tcPr>
           <w:p>
-            <w:pPr>
-              <w:spacing w:after="0"/>
-            </w:pPr>
             <w:r>
               <w:rPr>
                 <w:rFonts w:ascii="Arial" w:eastAsia="Arial" w:hAnsi="Arial" w:cs="Arial"/>
@@ -2899,9 +2722,6 @@
             </w:tcBorders>
           </w:tcPr>
           <w:p>
-            <w:pPr>
-              <w:spacing w:after="0"/>
-            </w:pPr>
             <w:r>
               <w:rPr>
                 <w:rFonts w:ascii="Arial" w:eastAsia="Arial" w:hAnsi="Arial" w:cs="Arial"/>
@@ -2923,9 +2743,6 @@
             </w:tcBorders>
           </w:tcPr>
           <w:p>
-            <w:pPr>
-              <w:spacing w:after="0"/>
-            </w:pPr>
             <w:proofErr w:type="spellStart"/>
             <w:r>
               <w:rPr>
@@ -2971,9 +2788,6 @@
             </w:tcBorders>
           </w:tcPr>
           <w:p>
-            <w:pPr>
-              <w:spacing w:after="0"/>
-            </w:pPr>
             <w:r>
               <w:rPr>
                 <w:rFonts w:ascii="Arial" w:eastAsia="Arial" w:hAnsi="Arial" w:cs="Arial"/>
@@ -2996,7 +2810,6 @@
           <w:b/>
           <w:sz w:val="17"/>
         </w:rPr>
-        <w:lastRenderedPageBreak/>
         <w:t>Entregable:</w:t>
       </w:r>
       <w:r>
@@ -3040,7 +2853,6 @@
         <w:tblCellMar>
           <w:top w:w="108" w:type="dxa"/>
           <w:left w:w="80" w:type="dxa"/>
-          <w:bottom w:w="0" w:type="dxa"/>
           <w:right w:w="115" w:type="dxa"/>
         </w:tblCellMar>
         <w:tblLook w:val="04A0" w:firstRow="1" w:lastRow="0" w:firstColumn="1" w:lastColumn="0" w:noHBand="0" w:noVBand="1"/>
@@ -3068,7 +2880,6 @@
           </w:tcPr>
           <w:p>
             <w:pPr>
-              <w:spacing w:after="0"/>
               <w:ind w:left="40"/>
             </w:pPr>
             <w:r>
@@ -3111,9 +2922,6 @@
             <w:shd w:val="clear" w:color="auto" w:fill="F0F0F0"/>
           </w:tcPr>
           <w:p>
-            <w:pPr>
-              <w:spacing w:after="0"/>
-            </w:pPr>
             <w:proofErr w:type="spellStart"/>
             <w:r>
               <w:rPr>
@@ -3138,9 +2946,6 @@
             <w:shd w:val="clear" w:color="auto" w:fill="F0F0F0"/>
           </w:tcPr>
           <w:p>
-            <w:pPr>
-              <w:spacing w:after="0"/>
-            </w:pPr>
             <w:r>
               <w:rPr>
                 <w:rFonts w:ascii="Arial" w:eastAsia="Arial" w:hAnsi="Arial" w:cs="Arial"/>
@@ -3163,9 +2968,6 @@
             <w:shd w:val="clear" w:color="auto" w:fill="F0F0F0"/>
           </w:tcPr>
           <w:p>
-            <w:pPr>
-              <w:spacing w:after="0"/>
-            </w:pPr>
             <w:r>
               <w:rPr>
                 <w:rFonts w:ascii="Arial" w:eastAsia="Arial" w:hAnsi="Arial" w:cs="Arial"/>
@@ -3192,9 +2994,6 @@
             </w:tcBorders>
           </w:tcPr>
           <w:p>
-            <w:pPr>
-              <w:spacing w:after="0"/>
-            </w:pPr>
             <w:r>
               <w:rPr>
                 <w:rFonts w:ascii="Arial" w:eastAsia="Arial" w:hAnsi="Arial" w:cs="Arial"/>
@@ -3216,9 +3015,6 @@
             </w:tcBorders>
           </w:tcPr>
           <w:p>
-            <w:pPr>
-              <w:spacing w:after="0"/>
-            </w:pPr>
             <w:proofErr w:type="spellStart"/>
             <w:r>
               <w:rPr>
@@ -3280,9 +3076,6 @@
             </w:tcBorders>
           </w:tcPr>
           <w:p>
-            <w:pPr>
-              <w:spacing w:after="0"/>
-            </w:pPr>
             <w:r>
               <w:rPr>
                 <w:rFonts w:ascii="Arial" w:eastAsia="Arial" w:hAnsi="Arial" w:cs="Arial"/>
@@ -3308,15 +3101,13 @@
             </w:tcBorders>
           </w:tcPr>
           <w:p>
-            <w:pPr>
-              <w:spacing w:after="0"/>
-            </w:pPr>
-            <w:r>
-              <w:rPr>
-                <w:rFonts w:ascii="Arial" w:eastAsia="Arial" w:hAnsi="Arial" w:cs="Arial"/>
-                <w:b/>
-                <w:sz w:val="17"/>
-              </w:rPr>
+            <w:r>
+              <w:rPr>
+                <w:rFonts w:ascii="Arial" w:eastAsia="Arial" w:hAnsi="Arial" w:cs="Arial"/>
+                <w:b/>
+                <w:sz w:val="17"/>
+              </w:rPr>
+              <w:lastRenderedPageBreak/>
               <w:t>F4.2</w:t>
             </w:r>
           </w:p>
@@ -3332,9 +3123,6 @@
             </w:tcBorders>
           </w:tcPr>
           <w:p>
-            <w:pPr>
-              <w:spacing w:after="0"/>
-            </w:pPr>
             <w:proofErr w:type="spellStart"/>
             <w:r>
               <w:rPr>
@@ -3364,9 +3152,6 @@
             </w:tcBorders>
           </w:tcPr>
           <w:p>
-            <w:pPr>
-              <w:spacing w:after="0"/>
-            </w:pPr>
             <w:r>
               <w:rPr>
                 <w:rFonts w:ascii="Arial" w:eastAsia="Arial" w:hAnsi="Arial" w:cs="Arial"/>
@@ -3392,9 +3177,6 @@
             </w:tcBorders>
           </w:tcPr>
           <w:p>
-            <w:pPr>
-              <w:spacing w:after="0"/>
-            </w:pPr>
             <w:r>
               <w:rPr>
                 <w:rFonts w:ascii="Arial" w:eastAsia="Arial" w:hAnsi="Arial" w:cs="Arial"/>
@@ -3416,9 +3198,6 @@
             </w:tcBorders>
           </w:tcPr>
           <w:p>
-            <w:pPr>
-              <w:spacing w:after="0"/>
-            </w:pPr>
             <w:r>
               <w:rPr>
                 <w:rFonts w:ascii="Arial" w:eastAsia="Arial" w:hAnsi="Arial" w:cs="Arial"/>
@@ -3439,9 +3218,6 @@
             </w:tcBorders>
           </w:tcPr>
           <w:p>
-            <w:pPr>
-              <w:spacing w:after="0"/>
-            </w:pPr>
             <w:r>
               <w:rPr>
                 <w:rFonts w:ascii="Arial" w:eastAsia="Arial" w:hAnsi="Arial" w:cs="Arial"/>
@@ -3467,9 +3243,6 @@
             </w:tcBorders>
           </w:tcPr>
           <w:p>
-            <w:pPr>
-              <w:spacing w:after="0"/>
-            </w:pPr>
             <w:r>
               <w:rPr>
                 <w:rFonts w:ascii="Arial" w:eastAsia="Arial" w:hAnsi="Arial" w:cs="Arial"/>
@@ -3491,9 +3264,6 @@
             </w:tcBorders>
           </w:tcPr>
           <w:p>
-            <w:pPr>
-              <w:spacing w:after="0"/>
-            </w:pPr>
             <w:r>
               <w:rPr>
                 <w:rFonts w:ascii="Arial" w:eastAsia="Arial" w:hAnsi="Arial" w:cs="Arial"/>
@@ -3530,9 +3300,6 @@
             </w:tcBorders>
           </w:tcPr>
           <w:p>
-            <w:pPr>
-              <w:spacing w:after="0"/>
-            </w:pPr>
             <w:r>
               <w:rPr>
                 <w:rFonts w:ascii="Arial" w:eastAsia="Arial" w:hAnsi="Arial" w:cs="Arial"/>
@@ -3558,9 +3325,6 @@
             </w:tcBorders>
           </w:tcPr>
           <w:p>
-            <w:pPr>
-              <w:spacing w:after="0"/>
-            </w:pPr>
             <w:r>
               <w:rPr>
                 <w:rFonts w:ascii="Arial" w:eastAsia="Arial" w:hAnsi="Arial" w:cs="Arial"/>
@@ -3582,9 +3346,6 @@
             </w:tcBorders>
           </w:tcPr>
           <w:p>
-            <w:pPr>
-              <w:spacing w:after="0"/>
-            </w:pPr>
             <w:r>
               <w:rPr>
                 <w:rFonts w:ascii="Arial" w:eastAsia="Arial" w:hAnsi="Arial" w:cs="Arial"/>
@@ -3614,9 +3375,6 @@
             </w:tcBorders>
           </w:tcPr>
           <w:p>
-            <w:pPr>
-              <w:spacing w:after="0"/>
-            </w:pPr>
             <w:r>
               <w:rPr>
                 <w:rFonts w:ascii="Arial" w:eastAsia="Arial" w:hAnsi="Arial" w:cs="Arial"/>
@@ -3682,7 +3440,6 @@
         <w:tblCellMar>
           <w:top w:w="108" w:type="dxa"/>
           <w:left w:w="80" w:type="dxa"/>
-          <w:bottom w:w="0" w:type="dxa"/>
           <w:right w:w="115" w:type="dxa"/>
         </w:tblCellMar>
         <w:tblLook w:val="04A0" w:firstRow="1" w:lastRow="0" w:firstColumn="1" w:lastColumn="0" w:noHBand="0" w:noVBand="1"/>
@@ -3710,7 +3467,6 @@
           </w:tcPr>
           <w:p>
             <w:pPr>
-              <w:spacing w:after="0"/>
               <w:ind w:left="40"/>
             </w:pPr>
             <w:r>
@@ -3771,9 +3527,6 @@
             <w:shd w:val="clear" w:color="auto" w:fill="F0F0F0"/>
           </w:tcPr>
           <w:p>
-            <w:pPr>
-              <w:spacing w:after="0"/>
-            </w:pPr>
             <w:proofErr w:type="spellStart"/>
             <w:r>
               <w:rPr>
@@ -3798,9 +3551,6 @@
             <w:shd w:val="clear" w:color="auto" w:fill="F0F0F0"/>
           </w:tcPr>
           <w:p>
-            <w:pPr>
-              <w:spacing w:after="0"/>
-            </w:pPr>
             <w:r>
               <w:rPr>
                 <w:rFonts w:ascii="Arial" w:eastAsia="Arial" w:hAnsi="Arial" w:cs="Arial"/>
@@ -3823,9 +3573,6 @@
             <w:shd w:val="clear" w:color="auto" w:fill="F0F0F0"/>
           </w:tcPr>
           <w:p>
-            <w:pPr>
-              <w:spacing w:after="0"/>
-            </w:pPr>
             <w:r>
               <w:rPr>
                 <w:rFonts w:ascii="Arial" w:eastAsia="Arial" w:hAnsi="Arial" w:cs="Arial"/>
@@ -3852,9 +3599,6 @@
             </w:tcBorders>
           </w:tcPr>
           <w:p>
-            <w:pPr>
-              <w:spacing w:after="0"/>
-            </w:pPr>
             <w:r>
               <w:rPr>
                 <w:rFonts w:ascii="Arial" w:eastAsia="Arial" w:hAnsi="Arial" w:cs="Arial"/>
@@ -3876,9 +3620,6 @@
             </w:tcBorders>
           </w:tcPr>
           <w:p>
-            <w:pPr>
-              <w:spacing w:after="0"/>
-            </w:pPr>
             <w:proofErr w:type="spellStart"/>
             <w:r>
               <w:rPr>
@@ -3940,9 +3681,6 @@
             </w:tcBorders>
           </w:tcPr>
           <w:p>
-            <w:pPr>
-              <w:spacing w:after="0"/>
-            </w:pPr>
             <w:r>
               <w:rPr>
                 <w:rFonts w:ascii="Arial" w:eastAsia="Arial" w:hAnsi="Arial" w:cs="Arial"/>
@@ -3968,9 +3706,6 @@
             </w:tcBorders>
           </w:tcPr>
           <w:p>
-            <w:pPr>
-              <w:spacing w:after="0"/>
-            </w:pPr>
             <w:r>
               <w:rPr>
                 <w:rFonts w:ascii="Arial" w:eastAsia="Arial" w:hAnsi="Arial" w:cs="Arial"/>
@@ -3992,9 +3727,6 @@
             </w:tcBorders>
           </w:tcPr>
           <w:p>
-            <w:pPr>
-              <w:spacing w:after="0"/>
-            </w:pPr>
             <w:proofErr w:type="spellStart"/>
             <w:r>
               <w:rPr>
@@ -4040,9 +3772,6 @@
             </w:tcBorders>
           </w:tcPr>
           <w:p>
-            <w:pPr>
-              <w:spacing w:after="0"/>
-            </w:pPr>
             <w:r>
               <w:rPr>
                 <w:rFonts w:ascii="Arial" w:eastAsia="Arial" w:hAnsi="Arial" w:cs="Arial"/>
@@ -4068,9 +3797,6 @@
             </w:tcBorders>
           </w:tcPr>
           <w:p>
-            <w:pPr>
-              <w:spacing w:after="0"/>
-            </w:pPr>
             <w:r>
               <w:rPr>
                 <w:rFonts w:ascii="Arial" w:eastAsia="Arial" w:hAnsi="Arial" w:cs="Arial"/>
@@ -4092,9 +3818,6 @@
             </w:tcBorders>
           </w:tcPr>
           <w:p>
-            <w:pPr>
-              <w:spacing w:after="0"/>
-            </w:pPr>
             <w:proofErr w:type="spellStart"/>
             <w:r>
               <w:rPr>
@@ -4124,9 +3847,6 @@
             </w:tcBorders>
           </w:tcPr>
           <w:p>
-            <w:pPr>
-              <w:spacing w:after="0"/>
-            </w:pPr>
             <w:r>
               <w:rPr>
                 <w:rFonts w:ascii="Arial" w:eastAsia="Arial" w:hAnsi="Arial" w:cs="Arial"/>
@@ -4152,9 +3872,6 @@
             </w:tcBorders>
           </w:tcPr>
           <w:p>
-            <w:pPr>
-              <w:spacing w:after="0"/>
-            </w:pPr>
             <w:r>
               <w:rPr>
                 <w:rFonts w:ascii="Arial" w:eastAsia="Arial" w:hAnsi="Arial" w:cs="Arial"/>
@@ -4176,9 +3893,6 @@
             </w:tcBorders>
           </w:tcPr>
           <w:p>
-            <w:pPr>
-              <w:spacing w:after="0"/>
-            </w:pPr>
             <w:proofErr w:type="spellStart"/>
             <w:r>
               <w:rPr>
@@ -4224,9 +3938,6 @@
             </w:tcBorders>
           </w:tcPr>
           <w:p>
-            <w:pPr>
-              <w:spacing w:after="0"/>
-            </w:pPr>
             <w:r>
               <w:rPr>
                 <w:rFonts w:ascii="Arial" w:eastAsia="Arial" w:hAnsi="Arial" w:cs="Arial"/>
@@ -4286,8 +3997,6 @@
       <w:r>
         <w:br w:type="page"/>
       </w:r>
-      <w:bookmarkStart w:id="0" w:name="_GoBack"/>
-      <w:bookmarkEnd w:id="0"/>
     </w:p>
     <w:p>
       <w:pPr>
@@ -4307,7 +4016,6 @@
         <w:tblCellMar>
           <w:top w:w="168" w:type="dxa"/>
           <w:left w:w="80" w:type="dxa"/>
-          <w:bottom w:w="0" w:type="dxa"/>
           <w:right w:w="115" w:type="dxa"/>
         </w:tblCellMar>
         <w:tblLook w:val="04A0" w:firstRow="1" w:lastRow="0" w:firstColumn="1" w:lastColumn="0" w:noHBand="0" w:noVBand="1"/>
@@ -4333,9 +4041,6 @@
             <w:shd w:val="clear" w:color="auto" w:fill="0F2C59"/>
           </w:tcPr>
           <w:p>
-            <w:pPr>
-              <w:spacing w:after="0" w:line="240" w:lineRule="auto"/>
-            </w:pPr>
             <w:r>
               <w:rPr>
                 <w:rFonts w:ascii="Arial" w:eastAsia="Arial" w:hAnsi="Arial" w:cs="Arial"/>
@@ -4358,9 +4063,6 @@
             <w:shd w:val="clear" w:color="auto" w:fill="0F2C59"/>
           </w:tcPr>
           <w:p>
-            <w:pPr>
-              <w:spacing w:after="0" w:line="240" w:lineRule="auto"/>
-            </w:pPr>
             <w:r>
               <w:rPr>
                 <w:rFonts w:ascii="Arial" w:eastAsia="Arial" w:hAnsi="Arial" w:cs="Arial"/>
@@ -4383,9 +4085,6 @@
             <w:shd w:val="clear" w:color="auto" w:fill="0F2C59"/>
           </w:tcPr>
           <w:p>
-            <w:pPr>
-              <w:spacing w:after="0" w:line="240" w:lineRule="auto"/>
-            </w:pPr>
             <w:r>
               <w:rPr>
                 <w:rFonts w:ascii="Arial" w:eastAsia="Arial" w:hAnsi="Arial" w:cs="Arial"/>
@@ -4423,9 +4122,6 @@
             <w:shd w:val="clear" w:color="auto" w:fill="FFF8DC"/>
           </w:tcPr>
           <w:p>
-            <w:pPr>
-              <w:spacing w:after="0" w:line="240" w:lineRule="auto"/>
-            </w:pPr>
             <w:r>
               <w:rPr>
                 <w:rFonts w:ascii="Arial" w:eastAsia="Arial" w:hAnsi="Arial" w:cs="Arial"/>
@@ -4448,9 +4144,6 @@
             <w:shd w:val="clear" w:color="auto" w:fill="FFF8DC"/>
           </w:tcPr>
           <w:p>
-            <w:pPr>
-              <w:spacing w:after="0" w:line="240" w:lineRule="auto"/>
-            </w:pPr>
             <w:r>
               <w:rPr>
                 <w:rFonts w:ascii="Arial" w:eastAsia="Arial" w:hAnsi="Arial" w:cs="Arial"/>
@@ -4483,9 +4176,6 @@
             <w:shd w:val="clear" w:color="auto" w:fill="FFF8DC"/>
           </w:tcPr>
           <w:p>
-            <w:pPr>
-              <w:spacing w:after="0" w:line="240" w:lineRule="auto"/>
-            </w:pPr>
             <w:r>
               <w:rPr>
                 <w:rFonts w:ascii="Arial" w:eastAsia="Arial" w:hAnsi="Arial" w:cs="Arial"/>
@@ -4512,9 +4202,6 @@
             <w:shd w:val="clear" w:color="auto" w:fill="FFFFFF"/>
           </w:tcPr>
           <w:p>
-            <w:pPr>
-              <w:spacing w:after="0" w:line="240" w:lineRule="auto"/>
-            </w:pPr>
             <w:r>
               <w:rPr>
                 <w:rFonts w:ascii="Arial" w:eastAsia="Arial" w:hAnsi="Arial" w:cs="Arial"/>
@@ -4537,9 +4224,6 @@
             <w:shd w:val="clear" w:color="auto" w:fill="FFFFFF"/>
           </w:tcPr>
           <w:p>
-            <w:pPr>
-              <w:spacing w:after="0" w:line="240" w:lineRule="auto"/>
-            </w:pPr>
             <w:r>
               <w:rPr>
                 <w:rFonts w:ascii="Arial" w:eastAsia="Arial" w:hAnsi="Arial" w:cs="Arial"/>
@@ -4572,9 +4256,6 @@
             <w:shd w:val="clear" w:color="auto" w:fill="FFFFFF"/>
           </w:tcPr>
           <w:p>
-            <w:pPr>
-              <w:spacing w:after="0" w:line="240" w:lineRule="auto"/>
-            </w:pPr>
             <w:r>
               <w:rPr>
                 <w:rFonts w:ascii="Arial" w:eastAsia="Arial" w:hAnsi="Arial" w:cs="Arial"/>
@@ -4601,9 +4282,6 @@
             <w:shd w:val="clear" w:color="auto" w:fill="FFF8DC"/>
           </w:tcPr>
           <w:p>
-            <w:pPr>
-              <w:spacing w:after="0" w:line="240" w:lineRule="auto"/>
-            </w:pPr>
             <w:r>
               <w:rPr>
                 <w:rFonts w:ascii="Arial" w:eastAsia="Arial" w:hAnsi="Arial" w:cs="Arial"/>
@@ -4626,9 +4304,6 @@
             <w:shd w:val="clear" w:color="auto" w:fill="FFF8DC"/>
           </w:tcPr>
           <w:p>
-            <w:pPr>
-              <w:spacing w:after="0" w:line="240" w:lineRule="auto"/>
-            </w:pPr>
             <w:r>
               <w:rPr>
                 <w:rFonts w:ascii="Arial" w:eastAsia="Arial" w:hAnsi="Arial" w:cs="Arial"/>
@@ -4651,9 +4326,6 @@
             <w:shd w:val="clear" w:color="auto" w:fill="FFF8DC"/>
           </w:tcPr>
           <w:p>
-            <w:pPr>
-              <w:spacing w:after="0" w:line="240" w:lineRule="auto"/>
-            </w:pPr>
             <w:r>
               <w:rPr>
                 <w:rFonts w:ascii="Arial" w:eastAsia="Arial" w:hAnsi="Arial" w:cs="Arial"/>
@@ -4712,9 +4384,6 @@
             <w:shd w:val="clear" w:color="auto" w:fill="FFFFFF"/>
           </w:tcPr>
           <w:p>
-            <w:pPr>
-              <w:spacing w:after="0" w:line="240" w:lineRule="auto"/>
-            </w:pPr>
             <w:r>
               <w:rPr>
                 <w:rFonts w:ascii="Arial" w:eastAsia="Arial" w:hAnsi="Arial" w:cs="Arial"/>
@@ -4755,9 +4424,6 @@
             <w:shd w:val="clear" w:color="auto" w:fill="FFFFFF"/>
           </w:tcPr>
           <w:p>
-            <w:pPr>
-              <w:spacing w:after="0" w:line="240" w:lineRule="auto"/>
-            </w:pPr>
             <w:r>
               <w:rPr>
                 <w:rFonts w:ascii="Arial" w:eastAsia="Arial" w:hAnsi="Arial" w:cs="Arial"/>
@@ -4780,9 +4446,6 @@
             <w:shd w:val="clear" w:color="auto" w:fill="FFFFFF"/>
           </w:tcPr>
           <w:p>
-            <w:pPr>
-              <w:spacing w:after="0" w:line="240" w:lineRule="auto"/>
-            </w:pPr>
             <w:proofErr w:type="spellStart"/>
             <w:r>
               <w:rPr>
@@ -4834,9 +4497,6 @@
             <w:shd w:val="clear" w:color="auto" w:fill="FFF8DC"/>
           </w:tcPr>
           <w:p>
-            <w:pPr>
-              <w:spacing w:after="0" w:line="240" w:lineRule="auto"/>
-            </w:pPr>
             <w:r>
               <w:rPr>
                 <w:rFonts w:ascii="Arial" w:eastAsia="Arial" w:hAnsi="Arial" w:cs="Arial"/>
@@ -4859,9 +4519,6 @@
             <w:shd w:val="clear" w:color="auto" w:fill="FFF8DC"/>
           </w:tcPr>
           <w:p>
-            <w:pPr>
-              <w:spacing w:after="0" w:line="240" w:lineRule="auto"/>
-            </w:pPr>
             <w:r>
               <w:rPr>
                 <w:rFonts w:ascii="Arial" w:eastAsia="Arial" w:hAnsi="Arial" w:cs="Arial"/>
@@ -4884,9 +4541,6 @@
             <w:shd w:val="clear" w:color="auto" w:fill="FFF8DC"/>
           </w:tcPr>
           <w:p>
-            <w:pPr>
-              <w:spacing w:after="0" w:line="240" w:lineRule="auto"/>
-            </w:pPr>
             <w:r>
               <w:rPr>
                 <w:rFonts w:ascii="Arial" w:eastAsia="Arial" w:hAnsi="Arial" w:cs="Arial"/>
@@ -4913,9 +4567,6 @@
             <w:shd w:val="clear" w:color="auto" w:fill="FFFFFF"/>
           </w:tcPr>
           <w:p>
-            <w:pPr>
-              <w:spacing w:after="0" w:line="240" w:lineRule="auto"/>
-            </w:pPr>
             <w:r>
               <w:rPr>
                 <w:rFonts w:ascii="Arial" w:eastAsia="Arial" w:hAnsi="Arial" w:cs="Arial"/>
@@ -4938,9 +4589,6 @@
             <w:shd w:val="clear" w:color="auto" w:fill="FFFFFF"/>
           </w:tcPr>
           <w:p>
-            <w:pPr>
-              <w:spacing w:after="0" w:line="240" w:lineRule="auto"/>
-            </w:pPr>
             <w:r>
               <w:rPr>
                 <w:rFonts w:ascii="Arial" w:eastAsia="Arial" w:hAnsi="Arial" w:cs="Arial"/>
@@ -4963,9 +4611,6 @@
             <w:shd w:val="clear" w:color="auto" w:fill="FFFFFF"/>
           </w:tcPr>
           <w:p>
-            <w:pPr>
-              <w:spacing w:after="0" w:line="240" w:lineRule="auto"/>
-            </w:pPr>
             <w:r>
               <w:rPr>
                 <w:rFonts w:ascii="Arial" w:eastAsia="Arial" w:hAnsi="Arial" w:cs="Arial"/>
@@ -5007,7 +4652,6 @@
         <w:tblCellMar>
           <w:top w:w="148" w:type="dxa"/>
           <w:left w:w="80" w:type="dxa"/>
-          <w:bottom w:w="0" w:type="dxa"/>
           <w:right w:w="115" w:type="dxa"/>
         </w:tblCellMar>
         <w:tblLook w:val="04A0" w:firstRow="1" w:lastRow="0" w:firstColumn="1" w:lastColumn="0" w:noHBand="0" w:noVBand="1"/>
@@ -5033,9 +4677,6 @@
             <w:shd w:val="clear" w:color="auto" w:fill="0F2C59"/>
           </w:tcPr>
           <w:p>
-            <w:pPr>
-              <w:spacing w:after="0" w:line="240" w:lineRule="auto"/>
-            </w:pPr>
             <w:proofErr w:type="spellStart"/>
             <w:r>
               <w:rPr>
@@ -5060,9 +4701,6 @@
             <w:shd w:val="clear" w:color="auto" w:fill="0F2C59"/>
           </w:tcPr>
           <w:p>
-            <w:pPr>
-              <w:spacing w:after="0" w:line="240" w:lineRule="auto"/>
-            </w:pPr>
             <w:r>
               <w:rPr>
                 <w:rFonts w:ascii="Arial" w:eastAsia="Arial" w:hAnsi="Arial" w:cs="Arial"/>
@@ -5085,9 +4723,6 @@
             <w:shd w:val="clear" w:color="auto" w:fill="0F2C59"/>
           </w:tcPr>
           <w:p>
-            <w:pPr>
-              <w:spacing w:after="0" w:line="240" w:lineRule="auto"/>
-            </w:pPr>
             <w:r>
               <w:rPr>
                 <w:rFonts w:ascii="Arial" w:eastAsia="Arial" w:hAnsi="Arial" w:cs="Arial"/>
@@ -5114,9 +4749,6 @@
             </w:tcBorders>
           </w:tcPr>
           <w:p>
-            <w:pPr>
-              <w:spacing w:after="0" w:line="240" w:lineRule="auto"/>
-            </w:pPr>
             <w:r>
               <w:rPr>
                 <w:rFonts w:ascii="Arial" w:eastAsia="Arial" w:hAnsi="Arial" w:cs="Arial"/>
@@ -5137,9 +4769,6 @@
             </w:tcBorders>
           </w:tcPr>
           <w:p>
-            <w:pPr>
-              <w:spacing w:after="0" w:line="240" w:lineRule="auto"/>
-            </w:pPr>
             <w:r>
               <w:rPr>
                 <w:rFonts w:ascii="Arial" w:eastAsia="Arial" w:hAnsi="Arial" w:cs="Arial"/>
@@ -5161,9 +4790,6 @@
             </w:tcBorders>
           </w:tcPr>
           <w:p>
-            <w:pPr>
-              <w:spacing w:after="0" w:line="240" w:lineRule="auto"/>
-            </w:pPr>
             <w:r>
               <w:rPr>
                 <w:rFonts w:ascii="Arial" w:eastAsia="Arial" w:hAnsi="Arial" w:cs="Arial"/>
@@ -5198,56 +4824,50 @@
             </w:tcBorders>
           </w:tcPr>
           <w:p>
+            <w:r>
+              <w:rPr>
+                <w:rFonts w:ascii="Arial" w:eastAsia="Arial" w:hAnsi="Arial" w:cs="Arial"/>
+                <w:b/>
+                <w:sz w:val="17"/>
+              </w:rPr>
+              <w:t>Alumnos distintos participando</w:t>
+            </w:r>
+          </w:p>
+        </w:tc>
+        <w:tc>
+          <w:tcPr>
+            <w:tcW w:w="1984" w:type="dxa"/>
+            <w:tcBorders>
+              <w:top w:val="single" w:sz="2" w:space="0" w:color="808080"/>
+              <w:left w:val="single" w:sz="2" w:space="0" w:color="808080"/>
+              <w:bottom w:val="single" w:sz="2" w:space="0" w:color="808080"/>
+              <w:right w:val="single" w:sz="2" w:space="0" w:color="808080"/>
+            </w:tcBorders>
+          </w:tcPr>
+          <w:p>
+            <w:r>
+              <w:rPr>
+                <w:rFonts w:ascii="Arial" w:eastAsia="Arial" w:hAnsi="Arial" w:cs="Arial"/>
+                <w:b/>
+                <w:sz w:val="17"/>
+              </w:rPr>
+              <w:t>4 (1 por nivel)</w:t>
+            </w:r>
+          </w:p>
+        </w:tc>
+        <w:tc>
+          <w:tcPr>
+            <w:tcW w:w="4535" w:type="dxa"/>
+            <w:tcBorders>
+              <w:top w:val="single" w:sz="2" w:space="0" w:color="808080"/>
+              <w:left w:val="single" w:sz="2" w:space="0" w:color="808080"/>
+              <w:bottom w:val="single" w:sz="2" w:space="0" w:color="808080"/>
+              <w:right w:val="single" w:sz="4" w:space="0" w:color="808080"/>
+            </w:tcBorders>
+          </w:tcPr>
+          <w:p>
             <w:pPr>
-              <w:spacing w:after="0" w:line="240" w:lineRule="auto"/>
-            </w:pPr>
-            <w:r>
-              <w:rPr>
-                <w:rFonts w:ascii="Arial" w:eastAsia="Arial" w:hAnsi="Arial" w:cs="Arial"/>
-                <w:b/>
-                <w:sz w:val="17"/>
-              </w:rPr>
-              <w:t>Alumnos distintos participando</w:t>
-            </w:r>
-          </w:p>
-        </w:tc>
-        <w:tc>
-          <w:tcPr>
-            <w:tcW w:w="1984" w:type="dxa"/>
-            <w:tcBorders>
-              <w:top w:val="single" w:sz="2" w:space="0" w:color="808080"/>
-              <w:left w:val="single" w:sz="2" w:space="0" w:color="808080"/>
-              <w:bottom w:val="single" w:sz="2" w:space="0" w:color="808080"/>
-              <w:right w:val="single" w:sz="2" w:space="0" w:color="808080"/>
-            </w:tcBorders>
-          </w:tcPr>
-          <w:p>
-            <w:pPr>
-              <w:spacing w:after="0" w:line="240" w:lineRule="auto"/>
-            </w:pPr>
-            <w:r>
-              <w:rPr>
-                <w:rFonts w:ascii="Arial" w:eastAsia="Arial" w:hAnsi="Arial" w:cs="Arial"/>
-                <w:b/>
-                <w:sz w:val="17"/>
-              </w:rPr>
-              <w:t>4 (1 por nivel)</w:t>
-            </w:r>
-          </w:p>
-        </w:tc>
-        <w:tc>
-          <w:tcPr>
-            <w:tcW w:w="4535" w:type="dxa"/>
-            <w:tcBorders>
-              <w:top w:val="single" w:sz="2" w:space="0" w:color="808080"/>
-              <w:left w:val="single" w:sz="2" w:space="0" w:color="808080"/>
-              <w:bottom w:val="single" w:sz="2" w:space="0" w:color="808080"/>
-              <w:right w:val="single" w:sz="4" w:space="0" w:color="808080"/>
-            </w:tcBorders>
-          </w:tcPr>
-          <w:p>
-            <w:pPr>
-              <w:spacing w:after="9" w:line="240" w:lineRule="auto"/>
+              <w:spacing w:after="9"/>
             </w:pPr>
             <w:proofErr w:type="gramStart"/>
             <w:r>
@@ -5299,9 +4919,6 @@
             </w:r>
           </w:p>
           <w:p>
-            <w:pPr>
-              <w:spacing w:after="0" w:line="240" w:lineRule="auto"/>
-            </w:pPr>
             <w:r>
               <w:rPr>
                 <w:rFonts w:ascii="Arial" w:eastAsia="Arial" w:hAnsi="Arial" w:cs="Arial"/>
@@ -5327,9 +4944,6 @@
             </w:tcBorders>
           </w:tcPr>
           <w:p>
-            <w:pPr>
-              <w:spacing w:after="0" w:line="240" w:lineRule="auto"/>
-            </w:pPr>
             <w:proofErr w:type="spellStart"/>
             <w:r>
               <w:rPr>
@@ -5359,9 +4973,6 @@
             </w:tcBorders>
           </w:tcPr>
           <w:p>
-            <w:pPr>
-              <w:spacing w:after="0" w:line="240" w:lineRule="auto"/>
-            </w:pPr>
             <w:r>
               <w:rPr>
                 <w:rFonts w:ascii="Arial" w:eastAsia="Arial" w:hAnsi="Arial" w:cs="Arial"/>
@@ -5383,9 +4994,6 @@
             </w:tcBorders>
           </w:tcPr>
           <w:p>
-            <w:pPr>
-              <w:spacing w:after="0" w:line="240" w:lineRule="auto"/>
-            </w:pPr>
             <w:r>
               <w:rPr>
                 <w:rFonts w:ascii="Arial" w:eastAsia="Arial" w:hAnsi="Arial" w:cs="Arial"/>
@@ -5436,73 +5044,66 @@
             </w:tcBorders>
           </w:tcPr>
           <w:p>
+            <w:proofErr w:type="spellStart"/>
+            <w:r>
+              <w:rPr>
+                <w:rFonts w:ascii="Arial" w:eastAsia="Arial" w:hAnsi="Arial" w:cs="Arial"/>
+                <w:sz w:val="17"/>
+              </w:rPr>
+              <w:t>Duracion</w:t>
+            </w:r>
+            <w:proofErr w:type="spellEnd"/>
+            <w:r>
+              <w:rPr>
+                <w:rFonts w:ascii="Arial" w:eastAsia="Arial" w:hAnsi="Arial" w:cs="Arial"/>
+                <w:sz w:val="17"/>
+              </w:rPr>
+              <w:t xml:space="preserve"> promedio por </w:t>
+            </w:r>
+            <w:proofErr w:type="spellStart"/>
+            <w:r>
+              <w:rPr>
+                <w:rFonts w:ascii="Arial" w:eastAsia="Arial" w:hAnsi="Arial" w:cs="Arial"/>
+                <w:sz w:val="17"/>
+              </w:rPr>
+              <w:t>sesion</w:t>
+            </w:r>
+            <w:proofErr w:type="spellEnd"/>
+          </w:p>
+        </w:tc>
+        <w:tc>
+          <w:tcPr>
+            <w:tcW w:w="1984" w:type="dxa"/>
+            <w:tcBorders>
+              <w:top w:val="single" w:sz="2" w:space="0" w:color="808080"/>
+              <w:left w:val="single" w:sz="2" w:space="0" w:color="808080"/>
+              <w:bottom w:val="single" w:sz="2" w:space="0" w:color="808080"/>
+              <w:right w:val="single" w:sz="2" w:space="0" w:color="808080"/>
+            </w:tcBorders>
+          </w:tcPr>
+          <w:p>
+            <w:r>
+              <w:rPr>
+                <w:rFonts w:ascii="Arial" w:eastAsia="Arial" w:hAnsi="Arial" w:cs="Arial"/>
+                <w:b/>
+                <w:sz w:val="17"/>
+              </w:rPr>
+              <w:t>10 - 20 min</w:t>
+            </w:r>
+          </w:p>
+        </w:tc>
+        <w:tc>
+          <w:tcPr>
+            <w:tcW w:w="4535" w:type="dxa"/>
+            <w:tcBorders>
+              <w:top w:val="single" w:sz="2" w:space="0" w:color="808080"/>
+              <w:left w:val="single" w:sz="2" w:space="0" w:color="808080"/>
+              <w:bottom w:val="single" w:sz="2" w:space="0" w:color="808080"/>
+              <w:right w:val="single" w:sz="4" w:space="0" w:color="808080"/>
+            </w:tcBorders>
+          </w:tcPr>
+          <w:p>
             <w:pPr>
-              <w:spacing w:after="0" w:line="240" w:lineRule="auto"/>
-            </w:pPr>
-            <w:proofErr w:type="spellStart"/>
-            <w:r>
-              <w:rPr>
-                <w:rFonts w:ascii="Arial" w:eastAsia="Arial" w:hAnsi="Arial" w:cs="Arial"/>
-                <w:sz w:val="17"/>
-              </w:rPr>
-              <w:t>Duracion</w:t>
-            </w:r>
-            <w:proofErr w:type="spellEnd"/>
-            <w:r>
-              <w:rPr>
-                <w:rFonts w:ascii="Arial" w:eastAsia="Arial" w:hAnsi="Arial" w:cs="Arial"/>
-                <w:sz w:val="17"/>
-              </w:rPr>
-              <w:t xml:space="preserve"> promedio por </w:t>
-            </w:r>
-            <w:proofErr w:type="spellStart"/>
-            <w:r>
-              <w:rPr>
-                <w:rFonts w:ascii="Arial" w:eastAsia="Arial" w:hAnsi="Arial" w:cs="Arial"/>
-                <w:sz w:val="17"/>
-              </w:rPr>
-              <w:t>sesion</w:t>
-            </w:r>
-            <w:proofErr w:type="spellEnd"/>
-          </w:p>
-        </w:tc>
-        <w:tc>
-          <w:tcPr>
-            <w:tcW w:w="1984" w:type="dxa"/>
-            <w:tcBorders>
-              <w:top w:val="single" w:sz="2" w:space="0" w:color="808080"/>
-              <w:left w:val="single" w:sz="2" w:space="0" w:color="808080"/>
-              <w:bottom w:val="single" w:sz="2" w:space="0" w:color="808080"/>
-              <w:right w:val="single" w:sz="2" w:space="0" w:color="808080"/>
-            </w:tcBorders>
-          </w:tcPr>
-          <w:p>
-            <w:pPr>
-              <w:spacing w:after="0" w:line="240" w:lineRule="auto"/>
-            </w:pPr>
-            <w:r>
-              <w:rPr>
-                <w:rFonts w:ascii="Arial" w:eastAsia="Arial" w:hAnsi="Arial" w:cs="Arial"/>
-                <w:b/>
-                <w:sz w:val="17"/>
-              </w:rPr>
-              <w:t>10 - 20 min</w:t>
-            </w:r>
-          </w:p>
-        </w:tc>
-        <w:tc>
-          <w:tcPr>
-            <w:tcW w:w="4535" w:type="dxa"/>
-            <w:tcBorders>
-              <w:top w:val="single" w:sz="2" w:space="0" w:color="808080"/>
-              <w:left w:val="single" w:sz="2" w:space="0" w:color="808080"/>
-              <w:bottom w:val="single" w:sz="2" w:space="0" w:color="808080"/>
-              <w:right w:val="single" w:sz="4" w:space="0" w:color="808080"/>
-            </w:tcBorders>
-          </w:tcPr>
-          <w:p>
-            <w:pPr>
-              <w:spacing w:after="0" w:line="240" w:lineRule="auto"/>
               <w:ind w:right="4"/>
             </w:pPr>
             <w:r>
@@ -5562,9 +5163,6 @@
             </w:tcBorders>
           </w:tcPr>
           <w:p>
-            <w:pPr>
-              <w:spacing w:after="0" w:line="240" w:lineRule="auto"/>
-            </w:pPr>
             <w:proofErr w:type="spellStart"/>
             <w:r>
               <w:rPr>
@@ -5594,9 +5192,6 @@
             </w:tcBorders>
           </w:tcPr>
           <w:p>
-            <w:pPr>
-              <w:spacing w:after="0" w:line="240" w:lineRule="auto"/>
-            </w:pPr>
             <w:r>
               <w:rPr>
                 <w:rFonts w:ascii="Arial" w:eastAsia="Arial" w:hAnsi="Arial" w:cs="Arial"/>
@@ -5618,9 +5213,6 @@
             </w:tcBorders>
           </w:tcPr>
           <w:p>
-            <w:pPr>
-              <w:spacing w:after="0" w:line="240" w:lineRule="auto"/>
-            </w:pPr>
             <w:r>
               <w:rPr>
                 <w:rFonts w:ascii="Arial" w:eastAsia="Arial" w:hAnsi="Arial" w:cs="Arial"/>
@@ -5646,9 +5238,6 @@
             </w:tcBorders>
           </w:tcPr>
           <w:p>
-            <w:pPr>
-              <w:spacing w:after="0" w:line="240" w:lineRule="auto"/>
-            </w:pPr>
             <w:r>
               <w:rPr>
                 <w:rFonts w:ascii="Arial" w:eastAsia="Arial" w:hAnsi="Arial" w:cs="Arial"/>
@@ -5669,9 +5258,6 @@
             </w:tcBorders>
           </w:tcPr>
           <w:p>
-            <w:pPr>
-              <w:spacing w:after="0" w:line="240" w:lineRule="auto"/>
-            </w:pPr>
             <w:r>
               <w:rPr>
                 <w:rFonts w:ascii="Arial" w:eastAsia="Arial" w:hAnsi="Arial" w:cs="Arial"/>
@@ -5693,9 +5279,6 @@
             </w:tcBorders>
           </w:tcPr>
           <w:p>
-            <w:pPr>
-              <w:spacing w:after="0" w:line="240" w:lineRule="auto"/>
-            </w:pPr>
             <w:r>
               <w:rPr>
                 <w:rFonts w:ascii="Arial" w:eastAsia="Arial" w:hAnsi="Arial" w:cs="Arial"/>
@@ -5737,9 +5320,6 @@
             </w:tcBorders>
           </w:tcPr>
           <w:p>
-            <w:pPr>
-              <w:spacing w:after="0" w:line="240" w:lineRule="auto"/>
-            </w:pPr>
             <w:proofErr w:type="spellStart"/>
             <w:r>
               <w:rPr>
@@ -5769,9 +5349,6 @@
             </w:tcBorders>
           </w:tcPr>
           <w:p>
-            <w:pPr>
-              <w:spacing w:after="0" w:line="240" w:lineRule="auto"/>
-            </w:pPr>
             <w:r>
               <w:rPr>
                 <w:rFonts w:ascii="Arial" w:eastAsia="Arial" w:hAnsi="Arial" w:cs="Arial"/>
@@ -5793,9 +5370,6 @@
             </w:tcBorders>
           </w:tcPr>
           <w:p>
-            <w:pPr>
-              <w:spacing w:after="0" w:line="240" w:lineRule="auto"/>
-            </w:pPr>
             <w:proofErr w:type="spellStart"/>
             <w:r>
               <w:rPr>
@@ -5833,7 +5407,6 @@
         <w:tblCellMar>
           <w:top w:w="148" w:type="dxa"/>
           <w:left w:w="80" w:type="dxa"/>
-          <w:bottom w:w="0" w:type="dxa"/>
           <w:right w:w="90" w:type="dxa"/>
         </w:tblCellMar>
         <w:tblLook w:val="04A0" w:firstRow="1" w:lastRow="0" w:firstColumn="1" w:lastColumn="0" w:noHBand="0" w:noVBand="1"/>
@@ -5860,9 +5433,6 @@
             <w:shd w:val="clear" w:color="auto" w:fill="0F2C59"/>
           </w:tcPr>
           <w:p>
-            <w:pPr>
-              <w:spacing w:after="0"/>
-            </w:pPr>
             <w:r>
               <w:rPr>
                 <w:rFonts w:ascii="Arial" w:eastAsia="Arial" w:hAnsi="Arial" w:cs="Arial"/>
@@ -5886,9 +5456,6 @@
             <w:vAlign w:val="center"/>
           </w:tcPr>
           <w:p>
-            <w:pPr>
-              <w:spacing w:after="0"/>
-            </w:pPr>
             <w:proofErr w:type="spellStart"/>
             <w:r>
               <w:rPr>
@@ -5921,9 +5488,6 @@
             <w:shd w:val="clear" w:color="auto" w:fill="0F2C59"/>
           </w:tcPr>
           <w:p>
-            <w:pPr>
-              <w:spacing w:after="0"/>
-            </w:pPr>
             <w:r>
               <w:rPr>
                 <w:rFonts w:ascii="Arial" w:eastAsia="Arial" w:hAnsi="Arial" w:cs="Arial"/>
@@ -5946,9 +5510,6 @@
             <w:shd w:val="clear" w:color="auto" w:fill="0F2C59"/>
           </w:tcPr>
           <w:p>
-            <w:pPr>
-              <w:spacing w:after="0"/>
-            </w:pPr>
             <w:proofErr w:type="spellStart"/>
             <w:r>
               <w:rPr>
@@ -5978,9 +5539,6 @@
             <w:vAlign w:val="center"/>
           </w:tcPr>
           <w:p>
-            <w:pPr>
-              <w:spacing w:after="0"/>
-            </w:pPr>
             <w:r>
               <w:rPr>
                 <w:rFonts w:ascii="Arial" w:eastAsia="Arial" w:hAnsi="Arial" w:cs="Arial"/>
@@ -6001,9 +5559,6 @@
             </w:tcBorders>
           </w:tcPr>
           <w:p>
-            <w:pPr>
-              <w:spacing w:after="0"/>
-            </w:pPr>
             <w:r>
               <w:rPr>
                 <w:rFonts w:ascii="Arial" w:eastAsia="Arial" w:hAnsi="Arial" w:cs="Arial"/>
@@ -6024,9 +5579,6 @@
             </w:tcBorders>
           </w:tcPr>
           <w:p>
-            <w:pPr>
-              <w:spacing w:after="0"/>
-            </w:pPr>
             <w:r>
               <w:rPr>
                 <w:rFonts w:ascii="Arial" w:eastAsia="Arial" w:hAnsi="Arial" w:cs="Arial"/>
@@ -6049,9 +5601,6 @@
             <w:vAlign w:val="center"/>
           </w:tcPr>
           <w:p>
-            <w:pPr>
-              <w:spacing w:after="0"/>
-            </w:pPr>
             <w:r>
               <w:rPr>
                 <w:rFonts w:ascii="Arial" w:eastAsia="Arial" w:hAnsi="Arial" w:cs="Arial"/>
@@ -6078,9 +5627,6 @@
             <w:vAlign w:val="center"/>
           </w:tcPr>
           <w:p>
-            <w:pPr>
-              <w:spacing w:after="0"/>
-            </w:pPr>
             <w:r>
               <w:rPr>
                 <w:rFonts w:ascii="Arial" w:eastAsia="Arial" w:hAnsi="Arial" w:cs="Arial"/>
@@ -6101,9 +5647,6 @@
             </w:tcBorders>
           </w:tcPr>
           <w:p>
-            <w:pPr>
-              <w:spacing w:after="0"/>
-            </w:pPr>
             <w:r>
               <w:rPr>
                 <w:rFonts w:ascii="Arial" w:eastAsia="Arial" w:hAnsi="Arial" w:cs="Arial"/>
@@ -6125,9 +5668,6 @@
             </w:tcBorders>
           </w:tcPr>
           <w:p>
-            <w:pPr>
-              <w:spacing w:after="0"/>
-            </w:pPr>
             <w:r>
               <w:rPr>
                 <w:rFonts w:ascii="Arial" w:eastAsia="Arial" w:hAnsi="Arial" w:cs="Arial"/>
@@ -6150,9 +5690,6 @@
             <w:vAlign w:val="center"/>
           </w:tcPr>
           <w:p>
-            <w:pPr>
-              <w:spacing w:after="0"/>
-            </w:pPr>
             <w:r>
               <w:rPr>
                 <w:rFonts w:ascii="Arial" w:eastAsia="Arial" w:hAnsi="Arial" w:cs="Arial"/>
@@ -6179,87 +5716,77 @@
             <w:vAlign w:val="center"/>
           </w:tcPr>
           <w:p>
+            <w:proofErr w:type="spellStart"/>
+            <w:r>
+              <w:rPr>
+                <w:rFonts w:ascii="Arial" w:eastAsia="Arial" w:hAnsi="Arial" w:cs="Arial"/>
+                <w:sz w:val="17"/>
+              </w:rPr>
+              <w:t>Pasantia</w:t>
+            </w:r>
+            <w:proofErr w:type="spellEnd"/>
+            <w:r>
+              <w:rPr>
+                <w:rFonts w:ascii="Arial" w:eastAsia="Arial" w:hAnsi="Arial" w:cs="Arial"/>
+                <w:sz w:val="17"/>
+              </w:rPr>
+              <w:t xml:space="preserve"> se cancela por calendario</w:t>
+            </w:r>
+          </w:p>
+        </w:tc>
+        <w:tc>
+          <w:tcPr>
+            <w:tcW w:w="1134" w:type="dxa"/>
+            <w:tcBorders>
+              <w:top w:val="single" w:sz="2" w:space="0" w:color="808080"/>
+              <w:left w:val="single" w:sz="2" w:space="0" w:color="808080"/>
+              <w:bottom w:val="single" w:sz="2" w:space="0" w:color="808080"/>
+              <w:right w:val="single" w:sz="2" w:space="0" w:color="808080"/>
+            </w:tcBorders>
+          </w:tcPr>
+          <w:p>
+            <w:r>
+              <w:rPr>
+                <w:rFonts w:ascii="Arial" w:eastAsia="Arial" w:hAnsi="Arial" w:cs="Arial"/>
+                <w:sz w:val="17"/>
+              </w:rPr>
+              <w:t>Media</w:t>
+            </w:r>
+          </w:p>
+        </w:tc>
+        <w:tc>
+          <w:tcPr>
+            <w:tcW w:w="1020" w:type="dxa"/>
+            <w:tcBorders>
+              <w:top w:val="single" w:sz="2" w:space="0" w:color="808080"/>
+              <w:left w:val="single" w:sz="2" w:space="0" w:color="808080"/>
+              <w:bottom w:val="single" w:sz="2" w:space="0" w:color="808080"/>
+              <w:right w:val="single" w:sz="2" w:space="0" w:color="808080"/>
+            </w:tcBorders>
+          </w:tcPr>
+          <w:p>
+            <w:r>
+              <w:rPr>
+                <w:rFonts w:ascii="Arial" w:eastAsia="Arial" w:hAnsi="Arial" w:cs="Arial"/>
+                <w:sz w:val="17"/>
+              </w:rPr>
+              <w:t>Medio</w:t>
+            </w:r>
+          </w:p>
+        </w:tc>
+        <w:tc>
+          <w:tcPr>
+            <w:tcW w:w="5216" w:type="dxa"/>
+            <w:tcBorders>
+              <w:top w:val="single" w:sz="2" w:space="0" w:color="808080"/>
+              <w:left w:val="single" w:sz="2" w:space="0" w:color="808080"/>
+              <w:bottom w:val="single" w:sz="2" w:space="0" w:color="808080"/>
+              <w:right w:val="single" w:sz="4" w:space="0" w:color="808080"/>
+            </w:tcBorders>
+            <w:vAlign w:val="center"/>
+          </w:tcPr>
+          <w:p>
             <w:pPr>
-              <w:spacing w:after="0"/>
-            </w:pPr>
-            <w:proofErr w:type="spellStart"/>
-            <w:r>
-              <w:rPr>
-                <w:rFonts w:ascii="Arial" w:eastAsia="Arial" w:hAnsi="Arial" w:cs="Arial"/>
-                <w:sz w:val="17"/>
-              </w:rPr>
-              <w:t>Pasantia</w:t>
-            </w:r>
-            <w:proofErr w:type="spellEnd"/>
-            <w:r>
-              <w:rPr>
-                <w:rFonts w:ascii="Arial" w:eastAsia="Arial" w:hAnsi="Arial" w:cs="Arial"/>
-                <w:sz w:val="17"/>
-              </w:rPr>
-              <w:t xml:space="preserve"> se cancela por calendario</w:t>
-            </w:r>
-          </w:p>
-        </w:tc>
-        <w:tc>
-          <w:tcPr>
-            <w:tcW w:w="1134" w:type="dxa"/>
-            <w:tcBorders>
-              <w:top w:val="single" w:sz="2" w:space="0" w:color="808080"/>
-              <w:left w:val="single" w:sz="2" w:space="0" w:color="808080"/>
-              <w:bottom w:val="single" w:sz="2" w:space="0" w:color="808080"/>
-              <w:right w:val="single" w:sz="2" w:space="0" w:color="808080"/>
-            </w:tcBorders>
-          </w:tcPr>
-          <w:p>
-            <w:pPr>
-              <w:spacing w:after="0"/>
-            </w:pPr>
-            <w:r>
-              <w:rPr>
-                <w:rFonts w:ascii="Arial" w:eastAsia="Arial" w:hAnsi="Arial" w:cs="Arial"/>
-                <w:sz w:val="17"/>
-              </w:rPr>
-              <w:t>Media</w:t>
-            </w:r>
-          </w:p>
-        </w:tc>
-        <w:tc>
-          <w:tcPr>
-            <w:tcW w:w="1020" w:type="dxa"/>
-            <w:tcBorders>
-              <w:top w:val="single" w:sz="2" w:space="0" w:color="808080"/>
-              <w:left w:val="single" w:sz="2" w:space="0" w:color="808080"/>
-              <w:bottom w:val="single" w:sz="2" w:space="0" w:color="808080"/>
-              <w:right w:val="single" w:sz="2" w:space="0" w:color="808080"/>
-            </w:tcBorders>
-          </w:tcPr>
-          <w:p>
-            <w:pPr>
-              <w:spacing w:after="0"/>
-            </w:pPr>
-            <w:r>
-              <w:rPr>
-                <w:rFonts w:ascii="Arial" w:eastAsia="Arial" w:hAnsi="Arial" w:cs="Arial"/>
-                <w:sz w:val="17"/>
-              </w:rPr>
-              <w:t>Medio</w:t>
-            </w:r>
-          </w:p>
-        </w:tc>
-        <w:tc>
-          <w:tcPr>
-            <w:tcW w:w="5216" w:type="dxa"/>
-            <w:tcBorders>
-              <w:top w:val="single" w:sz="2" w:space="0" w:color="808080"/>
-              <w:left w:val="single" w:sz="2" w:space="0" w:color="808080"/>
-              <w:bottom w:val="single" w:sz="2" w:space="0" w:color="808080"/>
-              <w:right w:val="single" w:sz="4" w:space="0" w:color="808080"/>
-            </w:tcBorders>
-            <w:vAlign w:val="center"/>
-          </w:tcPr>
-          <w:p>
-            <w:pPr>
-              <w:spacing w:after="0"/>
               <w:ind w:right="10"/>
             </w:pPr>
             <w:r>
@@ -6288,9 +5815,6 @@
             <w:vAlign w:val="center"/>
           </w:tcPr>
           <w:p>
-            <w:pPr>
-              <w:spacing w:after="0"/>
-            </w:pPr>
             <w:r>
               <w:rPr>
                 <w:rFonts w:ascii="Arial" w:eastAsia="Arial" w:hAnsi="Arial" w:cs="Arial"/>
@@ -6311,9 +5835,6 @@
             </w:tcBorders>
           </w:tcPr>
           <w:p>
-            <w:pPr>
-              <w:spacing w:after="0"/>
-            </w:pPr>
             <w:r>
               <w:rPr>
                 <w:rFonts w:ascii="Arial" w:eastAsia="Arial" w:hAnsi="Arial" w:cs="Arial"/>
@@ -6334,9 +5855,6 @@
             </w:tcBorders>
           </w:tcPr>
           <w:p>
-            <w:pPr>
-              <w:spacing w:after="0"/>
-            </w:pPr>
             <w:r>
               <w:rPr>
                 <w:rFonts w:ascii="Arial" w:eastAsia="Arial" w:hAnsi="Arial" w:cs="Arial"/>
@@ -6358,9 +5876,6 @@
             <w:vAlign w:val="center"/>
           </w:tcPr>
           <w:p>
-            <w:pPr>
-              <w:spacing w:after="0"/>
-            </w:pPr>
             <w:r>
               <w:rPr>
                 <w:rFonts w:ascii="Arial" w:eastAsia="Arial" w:hAnsi="Arial" w:cs="Arial"/>
@@ -6403,9 +5918,6 @@
             <w:vAlign w:val="center"/>
           </w:tcPr>
           <w:p>
-            <w:pPr>
-              <w:spacing w:after="0"/>
-            </w:pPr>
             <w:r>
               <w:rPr>
                 <w:rFonts w:ascii="Arial" w:eastAsia="Arial" w:hAnsi="Arial" w:cs="Arial"/>
@@ -6436,9 +5948,6 @@
             <w:vAlign w:val="center"/>
           </w:tcPr>
           <w:p>
-            <w:pPr>
-              <w:spacing w:after="0"/>
-            </w:pPr>
             <w:r>
               <w:rPr>
                 <w:rFonts w:ascii="Arial" w:eastAsia="Arial" w:hAnsi="Arial" w:cs="Arial"/>
@@ -6460,9 +5969,6 @@
             <w:vAlign w:val="center"/>
           </w:tcPr>
           <w:p>
-            <w:pPr>
-              <w:spacing w:after="0"/>
-            </w:pPr>
             <w:r>
               <w:rPr>
                 <w:rFonts w:ascii="Arial" w:eastAsia="Arial" w:hAnsi="Arial" w:cs="Arial"/>
@@ -6484,9 +5990,6 @@
             <w:vAlign w:val="center"/>
           </w:tcPr>
           <w:p>
-            <w:pPr>
-              <w:spacing w:after="0"/>
-            </w:pPr>
             <w:proofErr w:type="spellStart"/>
             <w:r>
               <w:rPr>
@@ -6534,9 +6037,6 @@
             </w:r>
           </w:p>
           <w:p>
-            <w:pPr>
-              <w:spacing w:after="0"/>
-            </w:pPr>
             <w:r>
               <w:rPr>
                 <w:rFonts w:ascii="Arial" w:eastAsia="Arial" w:hAnsi="Arial" w:cs="Arial"/>
@@ -6557,9 +6057,6 @@
             </w:tcBorders>
           </w:tcPr>
           <w:p>
-            <w:pPr>
-              <w:spacing w:after="0"/>
-            </w:pPr>
             <w:r>
               <w:rPr>
                 <w:rFonts w:ascii="Arial" w:eastAsia="Arial" w:hAnsi="Arial" w:cs="Arial"/>
@@ -6580,9 +6077,6 @@
             </w:tcBorders>
           </w:tcPr>
           <w:p>
-            <w:pPr>
-              <w:spacing w:after="0"/>
-            </w:pPr>
             <w:r>
               <w:rPr>
                 <w:rFonts w:ascii="Arial" w:eastAsia="Arial" w:hAnsi="Arial" w:cs="Arial"/>
@@ -6605,9 +6099,6 @@
             <w:vAlign w:val="center"/>
           </w:tcPr>
           <w:p>
-            <w:pPr>
-              <w:spacing w:after="0"/>
-            </w:pPr>
             <w:r>
               <w:rPr>
                 <w:rFonts w:ascii="Arial" w:eastAsia="Arial" w:hAnsi="Arial" w:cs="Arial"/>
@@ -6675,9 +6166,6 @@
             <w:vAlign w:val="center"/>
           </w:tcPr>
           <w:p>
-            <w:pPr>
-              <w:spacing w:after="0"/>
-            </w:pPr>
             <w:r>
               <w:rPr>
                 <w:rFonts w:ascii="Arial" w:eastAsia="Arial" w:hAnsi="Arial" w:cs="Arial"/>
@@ -6698,9 +6186,6 @@
             </w:tcBorders>
           </w:tcPr>
           <w:p>
-            <w:pPr>
-              <w:spacing w:after="0"/>
-            </w:pPr>
             <w:r>
               <w:rPr>
                 <w:rFonts w:ascii="Arial" w:eastAsia="Arial" w:hAnsi="Arial" w:cs="Arial"/>
@@ -6721,9 +6206,6 @@
             </w:tcBorders>
           </w:tcPr>
           <w:p>
-            <w:pPr>
-              <w:spacing w:after="0"/>
-            </w:pPr>
             <w:r>
               <w:rPr>
                 <w:rFonts w:ascii="Arial" w:eastAsia="Arial" w:hAnsi="Arial" w:cs="Arial"/>
@@ -6745,9 +6227,6 @@
             </w:tcBorders>
           </w:tcPr>
           <w:p>
-            <w:pPr>
-              <w:spacing w:after="0"/>
-            </w:pPr>
             <w:proofErr w:type="spellStart"/>
             <w:r>
               <w:rPr>
@@ -6909,6 +6388,7 @@
       </w:r>
     </w:p>
     <w:sectPr>
+      <w:headerReference w:type="default" r:id="rId6"/>
       <w:pgSz w:w="11906" w:h="16838" w:code="9"/>
       <w:pgMar w:top="970" w:right="1022" w:bottom="1241" w:left="970" w:header="720" w:footer="720" w:gutter="0"/>
       <w:cols w:space="720"/>
@@ -6916,6 +6396,120 @@
     </w:sectPr>
   </w:body>
 </w:document>
+</file>
+
+<file path=word/endnotes.xml><?xml version="1.0" encoding="utf-8"?>
+<w:endnotes xmlns:wpc="http://schemas.microsoft.com/office/word/2010/wordprocessingCanvas" xmlns:cx="http://schemas.microsoft.com/office/drawing/2014/chartex" xmlns:cx1="http://schemas.microsoft.com/office/drawing/2015/9/8/chartex" xmlns:mc="http://schemas.openxmlformats.org/markup-compatibility/2006" xmlns:o="urn:schemas-microsoft-com:office:office" xmlns:r="http://schemas.openxmlformats.org/officeDocument/2006/relationships" xmlns:m="http://schemas.openxmlformats.org/officeDocument/2006/math" xmlns:v="urn:schemas-microsoft-com:vml" xmlns:wp14="http://schemas.microsoft.com/office/word/2010/wordprocessingDrawing" xmlns:wp="http://schemas.openxmlformats.org/drawingml/2006/wordprocessingDrawing" xmlns:w10="urn:schemas-microsoft-com:office:word" xmlns:w="http://schemas.openxmlformats.org/wordprocessingml/2006/main" xmlns:w14="http://schemas.microsoft.com/office/word/2010/wordml" xmlns:w15="http://schemas.microsoft.com/office/word/2012/wordml" xmlns:w16se="http://schemas.microsoft.com/office/word/2015/wordml/symex" xmlns:wpg="http://schemas.microsoft.com/office/word/2010/wordprocessingGroup" xmlns:wpi="http://schemas.microsoft.com/office/word/2010/wordprocessingInk" xmlns:wne="http://schemas.microsoft.com/office/word/2006/wordml" xmlns:wps="http://schemas.microsoft.com/office/word/2010/wordprocessingShape" mc:Ignorable="w14 w15 w16se wp14">
+  <w:endnote w:type="separator" w:id="-1">
+    <w:p>
+      <w:pPr>
+        <w:spacing w:after="0" w:line="240" w:lineRule="auto"/>
+      </w:pPr>
+      <w:r>
+        <w:separator/>
+      </w:r>
+    </w:p>
+  </w:endnote>
+  <w:endnote w:type="continuationSeparator" w:id="0">
+    <w:p>
+      <w:pPr>
+        <w:spacing w:after="0" w:line="240" w:lineRule="auto"/>
+      </w:pPr>
+      <w:r>
+        <w:continuationSeparator/>
+      </w:r>
+    </w:p>
+  </w:endnote>
+</w:endnotes>
+</file>
+
+<file path=word/footnotes.xml><?xml version="1.0" encoding="utf-8"?>
+<w:footnotes xmlns:wpc="http://schemas.microsoft.com/office/word/2010/wordprocessingCanvas" xmlns:cx="http://schemas.microsoft.com/office/drawing/2014/chartex" xmlns:cx1="http://schemas.microsoft.com/office/drawing/2015/9/8/chartex" xmlns:mc="http://schemas.openxmlformats.org/markup-compatibility/2006" xmlns:o="urn:schemas-microsoft-com:office:office" xmlns:r="http://schemas.openxmlformats.org/officeDocument/2006/relationships" xmlns:m="http://schemas.openxmlformats.org/officeDocument/2006/math" xmlns:v="urn:schemas-microsoft-com:vml" xmlns:wp14="http://schemas.microsoft.com/office/word/2010/wordprocessingDrawing" xmlns:wp="http://schemas.openxmlformats.org/drawingml/2006/wordprocessingDrawing" xmlns:w10="urn:schemas-microsoft-com:office:word" xmlns:w="http://schemas.openxmlformats.org/wordprocessingml/2006/main" xmlns:w14="http://schemas.microsoft.com/office/word/2010/wordml" xmlns:w15="http://schemas.microsoft.com/office/word/2012/wordml" xmlns:w16se="http://schemas.microsoft.com/office/word/2015/wordml/symex" xmlns:wpg="http://schemas.microsoft.com/office/word/2010/wordprocessingGroup" xmlns:wpi="http://schemas.microsoft.com/office/word/2010/wordprocessingInk" xmlns:wne="http://schemas.microsoft.com/office/word/2006/wordml" xmlns:wps="http://schemas.microsoft.com/office/word/2010/wordprocessingShape" mc:Ignorable="w14 w15 w16se wp14">
+  <w:footnote w:type="separator" w:id="-1">
+    <w:p>
+      <w:pPr>
+        <w:spacing w:after="0" w:line="240" w:lineRule="auto"/>
+      </w:pPr>
+      <w:r>
+        <w:separator/>
+      </w:r>
+    </w:p>
+  </w:footnote>
+  <w:footnote w:type="continuationSeparator" w:id="0">
+    <w:p>
+      <w:pPr>
+        <w:spacing w:after="0" w:line="240" w:lineRule="auto"/>
+      </w:pPr>
+      <w:r>
+        <w:continuationSeparator/>
+      </w:r>
+    </w:p>
+  </w:footnote>
+</w:footnotes>
+</file>
+
+<file path=word/header1.xml><?xml version="1.0" encoding="utf-8"?>
+<w:hdr xmlns:wpc="http://schemas.microsoft.com/office/word/2010/wordprocessingCanvas" xmlns:cx="http://schemas.microsoft.com/office/drawing/2014/chartex" xmlns:cx1="http://schemas.microsoft.com/office/drawing/2015/9/8/chartex" xmlns:mc="http://schemas.openxmlformats.org/markup-compatibility/2006" xmlns:o="urn:schemas-microsoft-com:office:office" xmlns:r="http://schemas.openxmlformats.org/officeDocument/2006/relationships" xmlns:m="http://schemas.openxmlformats.org/officeDocument/2006/math" xmlns:v="urn:schemas-microsoft-com:vml" xmlns:wp14="http://schemas.microsoft.com/office/word/2010/wordprocessingDrawing" xmlns:wp="http://schemas.openxmlformats.org/drawingml/2006/wordprocessingDrawing" xmlns:w10="urn:schemas-microsoft-com:office:word" xmlns:w="http://schemas.openxmlformats.org/wordprocessingml/2006/main" xmlns:w14="http://schemas.microsoft.com/office/word/2010/wordml" xmlns:w15="http://schemas.microsoft.com/office/word/2012/wordml" xmlns:w16se="http://schemas.microsoft.com/office/word/2015/wordml/symex" xmlns:wpg="http://schemas.microsoft.com/office/word/2010/wordprocessingGroup" xmlns:wpi="http://schemas.microsoft.com/office/word/2010/wordprocessingInk" xmlns:wne="http://schemas.microsoft.com/office/word/2006/wordml" xmlns:wps="http://schemas.microsoft.com/office/word/2010/wordprocessingShape" mc:Ignorable="w14 w15 w16se wp14">
+  <w:p>
+    <w:pPr>
+      <w:pStyle w:val="Encabezado"/>
+    </w:pPr>
+    <w:r>
+      <w:rPr>
+        <w:noProof/>
+      </w:rPr>
+      <w:drawing>
+        <wp:anchor distT="0" distB="0" distL="114300" distR="114300" simplePos="0" relativeHeight="251658240" behindDoc="1" locked="0" layoutInCell="1" allowOverlap="1">
+          <wp:simplePos x="0" y="0"/>
+          <wp:positionH relativeFrom="column">
+            <wp:posOffset>4832350</wp:posOffset>
+          </wp:positionH>
+          <wp:positionV relativeFrom="paragraph">
+            <wp:posOffset>-297180</wp:posOffset>
+          </wp:positionV>
+          <wp:extent cx="1939925" cy="571500"/>
+          <wp:effectExtent l="0" t="0" r="3175" b="0"/>
+          <wp:wrapNone/>
+          <wp:docPr id="1" name="image1.jpg"/>
+          <wp:cNvGraphicFramePr/>
+          <a:graphic xmlns:a="http://schemas.openxmlformats.org/drawingml/2006/main">
+            <a:graphicData uri="http://schemas.openxmlformats.org/drawingml/2006/picture">
+              <pic:pic xmlns:pic="http://schemas.openxmlformats.org/drawingml/2006/picture">
+                <pic:nvPicPr>
+                  <pic:cNvPr id="1" name="image1.jpg"/>
+                  <pic:cNvPicPr/>
+                </pic:nvPicPr>
+                <pic:blipFill>
+                  <a:blip r:embed="rId1">
+                    <a:extLst>
+                      <a:ext uri="{28A0092B-C50C-407E-A947-70E740481C1C}">
+                        <a14:useLocalDpi xmlns:a14="http://schemas.microsoft.com/office/drawing/2010/main" val="0"/>
+                      </a:ext>
+                    </a:extLst>
+                  </a:blip>
+                  <a:srcRect/>
+                  <a:stretch>
+                    <a:fillRect/>
+                  </a:stretch>
+                </pic:blipFill>
+                <pic:spPr>
+                  <a:xfrm>
+                    <a:off x="0" y="0"/>
+                    <a:ext cx="1939925" cy="571500"/>
+                  </a:xfrm>
+                  <a:prstGeom prst="rect">
+                    <a:avLst/>
+                  </a:prstGeom>
+                  <a:ln/>
+                </pic:spPr>
+              </pic:pic>
+            </a:graphicData>
+          </a:graphic>
+        </wp:anchor>
+      </w:drawing>
+    </w:r>
+  </w:p>
+</w:hdr>
 </file>
 
 <file path=word/styles.xml><?xml version="1.0" encoding="utf-8"?>
@@ -7388,6 +6982,58 @@
       </w:tblCellMar>
     </w:tblPr>
   </w:style>
+  <w:style w:type="paragraph" w:styleId="Encabezado">
+    <w:name w:val="header"/>
+    <w:basedOn w:val="Normal"/>
+    <w:link w:val="EncabezadoCar"/>
+    <w:uiPriority w:val="99"/>
+    <w:unhideWhenUsed/>
+    <w:rsid w:val="001732C9"/>
+    <w:pPr>
+      <w:tabs>
+        <w:tab w:val="center" w:pos="4419"/>
+        <w:tab w:val="right" w:pos="8838"/>
+      </w:tabs>
+      <w:spacing w:after="0" w:line="240" w:lineRule="auto"/>
+    </w:pPr>
+  </w:style>
+  <w:style w:type="character" w:customStyle="1" w:styleId="EncabezadoCar">
+    <w:name w:val="Encabezado Car"/>
+    <w:basedOn w:val="Fuentedeprrafopredeter"/>
+    <w:link w:val="Encabezado"/>
+    <w:uiPriority w:val="99"/>
+    <w:rsid w:val="001732C9"/>
+    <w:rPr>
+      <w:rFonts w:ascii="Calibri" w:eastAsia="Calibri" w:hAnsi="Calibri" w:cs="Calibri"/>
+      <w:color w:val="000000"/>
+    </w:rPr>
+  </w:style>
+  <w:style w:type="paragraph" w:styleId="Piedepgina">
+    <w:name w:val="footer"/>
+    <w:basedOn w:val="Normal"/>
+    <w:link w:val="PiedepginaCar"/>
+    <w:uiPriority w:val="99"/>
+    <w:unhideWhenUsed/>
+    <w:rsid w:val="001732C9"/>
+    <w:pPr>
+      <w:tabs>
+        <w:tab w:val="center" w:pos="4419"/>
+        <w:tab w:val="right" w:pos="8838"/>
+      </w:tabs>
+      <w:spacing w:after="0" w:line="240" w:lineRule="auto"/>
+    </w:pPr>
+  </w:style>
+  <w:style w:type="character" w:customStyle="1" w:styleId="PiedepginaCar">
+    <w:name w:val="Pie de página Car"/>
+    <w:basedOn w:val="Fuentedeprrafopredeter"/>
+    <w:link w:val="Piedepgina"/>
+    <w:uiPriority w:val="99"/>
+    <w:rsid w:val="001732C9"/>
+    <w:rPr>
+      <w:rFonts w:ascii="Calibri" w:eastAsia="Calibri" w:hAnsi="Calibri" w:cs="Calibri"/>
+      <w:color w:val="000000"/>
+    </w:rPr>
+  </w:style>
 </w:styles>
 </file>
 
